--- a/lab2_structure/Lab2_PreLab_Handout.docx
+++ b/lab2_structure/Lab2_PreLab_Handout.docx
@@ -9,7 +9,7 @@
           <w:color w:val="0279EE"/>
           <w:sz w:val="32"/>
         </w:rPr>
-        <w:t>Pre-Lab 2 — Getting Your Brain Ready for Structure Prediction</w:t>
+        <w:t>Pre-Lab 2  -  Getting Your Brain Ready for Structure Prediction</w:t>
       </w:r>
     </w:p>
     <w:p>
@@ -18,7 +18,7 @@
           <w:i/>
           <w:sz w:val="20"/>
         </w:rPr>
-        <w:t>BIO 462/594 Molecular Biology | Comp Lab 2 is Thursday, November 5, 11:00 AM (JH-035, OSC via browser). Teams of 2 — arrange your partner before class. Prep takes 15–20 minutes. No coding, no OSC login, nothing to install.</w:t>
+        <w:t>BIO 462/594 Molecular Biology | Comp Lab 2 is Thursday, November 5, 11:00 AM (JH-035, OSC via browser). Teams of 2  -  arrange your partner before class. Prep takes 15–20 minutes. No coding, no OSC login, nothing to install.</w:t>
       </w:r>
     </w:p>
     <w:p>
@@ -36,7 +36,7 @@
         <w:rPr>
           <w:i w:val="0"/>
         </w:rPr>
-        <w:t>In 2020 AlphaFold2 effectively solved the 50-year protein-folding problem — for soluble, single-chain proteins with evolutionary company in the databases. On Thursday your team runs ESMFold (a faster language-model-based predictor) on ONE protein, then does what careful scientists actually do with predictions: reads the confidence scores and decides how much to believe. Every team gets a different protein with a different "confidence story" — a control enzyme, a two-domain protein, a disordered protein, a designed protein with no evolutionary history, and more.</w:t>
+        <w:t>In 2020 AlphaFold2 effectively solved the 50-year protein-folding problem  -  for soluble, single-chain proteins with evolutionary company in the databases. On Thursday your team runs ESMFold (a faster language-model-based predictor) on ONE protein, then does what careful scientists actually do with predictions: reads the confidence scores and decides how much to believe. Every team gets a different protein with a different "confidence story"  -  a control enzyme, a two-domain protein, a disordered protein, a designed protein with no evolutionary history, and more.</w:t>
       </w:r>
     </w:p>
     <w:p>
@@ -126,7 +126,7 @@
           </w:tcPr>
           <w:p>
             <w:r>
-              <w:t>Predicted Aligned Error — expected position error (in Å) for every PAIR of residues. Dark blocks along the diagonal = rigid domains; light blocks between them = the model does not know how the pieces fit together.</w:t>
+              <w:t>Predicted Aligned Error  -  expected position error (in Å) for every PAIR of residues. Dark blocks along the diagonal = rigid domains; light blocks between them = the model does not know how the pieces fit together.</w:t>
             </w:r>
           </w:p>
         </w:tc>
@@ -148,7 +148,7 @@
           </w:tcPr>
           <w:p>
             <w:r>
-              <w:t>Structure predictor pairing the ESM-2 protein language model with a folding module. No database search at prediction time — much faster than AlphaFold2.</w:t>
+              <w:t>Structure predictor pairing the ESM-2 protein language model with a folding module. No database search at prediction time  -  much faster than AlphaFold2.</w:t>
             </w:r>
           </w:p>
         </w:tc>
@@ -170,7 +170,7 @@
           </w:tcPr>
           <w:p>
             <w:r>
-              <w:t>DeepMind's precomputed AlphaFold2 structures for ~200 million proteins — the comparison model for your prediction.</w:t>
+              <w:t>DeepMind's precomputed AlphaFold2 structures for ~200 million proteins  -  the comparison model for your prediction.</w:t>
             </w:r>
           </w:p>
         </w:tc>
@@ -227,7 +227,7 @@
           <w:color w:val="0279EE"/>
           <w:sz w:val="25"/>
         </w:rPr>
-        <w:t>Self-check — try these before class (answers below)</w:t>
+        <w:t>Self-check  -  try these before class (answers below)</w:t>
       </w:r>
     </w:p>
     <w:p>
@@ -275,7 +275,7 @@
         <w:pStyle w:val="ListNumber"/>
       </w:pPr>
       <w:r>
-        <w:t>Histone H3 has a well-defined fold — inside the nucleosome. What do you predict its single-chain pLDDT will look like, and why?</w:t>
+        <w:t>Histone H3 has a well-defined fold  -  inside the nucleosome. What do you predict its single-chain pLDDT will look like, and why?</w:t>
       </w:r>
     </w:p>
     <w:p>
@@ -292,7 +292,7 @@
         <w:pStyle w:val="ListBullet"/>
       </w:pPr>
       <w:r>
-        <w:t>Nothing about the cell — you have a model's claim about the backbone geometry, plus a confidence estimate. Function, partners, modifications, and dynamics are separate questions.</w:t>
+        <w:t>Nothing about the cell  -  you have a model's claim about the backbone geometry, plus a confidence estimate. Function, partners, modifications, and dynamics are separate questions.</w:t>
       </w:r>
     </w:p>
     <w:p>
@@ -300,7 +300,7 @@
         <w:pStyle w:val="ListBullet"/>
       </w:pPr>
       <w:r>
-        <w:t>Each domain's internal geometry is trustworthy, but the relative orientation of the two domains is a guess — the model cannot determine how they dock (flexible linker, no evolutionary co-constraint).</w:t>
+        <w:t>Each domain's internal geometry is trustworthy, but the relative orientation of the two domains is a guess  -  the model cannot determine how they dock (flexible linker, no evolutionary co-constraint).</w:t>
       </w:r>
     </w:p>
     <w:p>
@@ -324,7 +324,7 @@
         <w:pStyle w:val="ListBullet"/>
       </w:pPr>
       <w:r>
-        <w:t>The patterns stored in the language model's ~15 billion parameters during training — a compressed statistical memory of evolutionary diversity.</w:t>
+        <w:t>The patterns stored in the language model's ~15 billion parameters during training  -  a compressed statistical memory of evolutionary diversity.</w:t>
       </w:r>
     </w:p>
     <w:p>
@@ -332,7 +332,7 @@
         <w:pStyle w:val="ListBullet"/>
       </w:pPr>
       <w:r>
-        <w:t>Low or patchy pLDDT. H3's fold is stabilized by the histone octamer and DNA; predicted alone, the model sees a sequence that is genuinely unstable by itself — and says so.</w:t>
+        <w:t>Low or patchy pLDDT. H3's fold is stabilized by the histone octamer and DNA; predicted alone, the model sees a sequence that is genuinely unstable by itself  -  and says so.</w:t>
       </w:r>
     </w:p>
     <w:p>
@@ -350,7 +350,7 @@
         <w:rPr>
           <w:i w:val="0"/>
         </w:rPr>
-        <w:t>Open alphafold.ebi.ac.uk, search "TP53" (human), and open the entry. Find: (a) the dark-blue folded core — which residue range is it? (b) the orange/yellow termini, (c) the pLDDT color legend. Your classmates on Team 3 will predict exactly this protein live.</w:t>
+        <w:t>Open alphafold.ebi.ac.uk, search "TP53" (human), and open the entry. Find: (a) the dark-blue folded core  -  which residue range is it? (b) the orange/yellow termini, (c) the pLDDT color legend. Your classmates on Team 3 will predict exactly this protein live.</w:t>
       </w:r>
     </w:p>
     <w:p>
@@ -376,10 +376,16 @@
         <w:rPr>
           <w:i w:val="0"/>
         </w:rPr>
-        <w:t>First step in class (we will do this together): copy your team own working copy of the lab so your outputs do not collide with other teams:  cp -r /fs/ess/PNS0503/Mol_Bio_comp_labs/lab2_structure  ~/lab2  — then always open YOUR copy (~/lab2/Lab2_Student.ipynb), never the shared original.</w:t>
+        <w:t>First step in class (we will do this together): copy your team own working copy of the lab so your outputs do not collide with other teams:  cp -r /fs/ess/PNS0503/Mol_Bio_comp_labs/lab2_structure  ~/lab2   -  then always open YOUR copy (~/lab2/Lab2_Student.ipynb), never the shared original.</w:t>
       </w:r>
     </w:p>
     <w:sectPr>
+      <w:headerReference w:type="default" r:id="rId9"/>
+      <w:footerReference w:type="default" r:id="rId10"/>
+      <w:headerReference w:type="first" r:id="rId11"/>
+      <w:footerReference w:type="first" r:id="rId12"/>
+      <w:headerReference w:type="even" r:id="rId13"/>
+      <w:footerReference w:type="even" r:id="rId14"/>
       <w:pgSz w:w="12240" w:h="15840"/>
       <w:pgMar w:top="1440" w:right="1800" w:bottom="1440" w:left="1800" w:header="720" w:footer="720" w:gutter="0"/>
       <w:cols w:space="720"/>
@@ -387,6 +393,66 @@
     </w:sectPr>
   </w:body>
 </w:document>
+</file>
+
+<file path=word/footer1.xml><?xml version="1.0" encoding="utf-8"?>
+<w:ftr xmlns:m="http://schemas.openxmlformats.org/officeDocument/2006/math" xmlns:mc="http://schemas.openxmlformats.org/markup-compatibility/2006" xmlns:mo="http://schemas.microsoft.com/office/mac/office/2008/main" xmlns:mv="urn:schemas-microsoft-com:mac:vml" xmlns:o="urn:schemas-microsoft-com:office:office" xmlns:r="http://schemas.openxmlformats.org/officeDocument/2006/relationships" xmlns:v="urn:schemas-microsoft-com:vml" xmlns:w10="urn:schemas-microsoft-com:office:word" xmlns:w14="http://schemas.microsoft.com/office/word/2010/wordml" xmlns:w="http://schemas.openxmlformats.org/wordprocessingml/2006/main" xmlns:wne="http://schemas.microsoft.com/office/word/2006/wordml" xmlns:wp14="http://schemas.microsoft.com/office/word/2010/wordprocessingDrawing" xmlns:wp="http://schemas.openxmlformats.org/drawingml/2006/wordprocessingDrawing" xmlns:wpc="http://schemas.microsoft.com/office/word/2010/wordprocessingCanvas" xmlns:wpg="http://schemas.microsoft.com/office/word/2010/wordprocessingGroup" xmlns:wpi="http://schemas.microsoft.com/office/word/2010/wordprocessingInk" xmlns:wps="http://schemas.microsoft.com/office/word/2010/wordprocessingShape" mc:Ignorable="w14 wp14">
+  <w:p>
+    <w:pPr>
+      <w:pStyle w:val="Footer"/>
+    </w:pPr>
+  </w:p>
+</w:ftr>
+</file>
+
+<file path=word/footer2.xml><?xml version="1.0" encoding="utf-8"?>
+<w:ftr xmlns:m="http://schemas.openxmlformats.org/officeDocument/2006/math" xmlns:mc="http://schemas.openxmlformats.org/markup-compatibility/2006" xmlns:mo="http://schemas.microsoft.com/office/mac/office/2008/main" xmlns:mv="urn:schemas-microsoft-com:mac:vml" xmlns:o="urn:schemas-microsoft-com:office:office" xmlns:r="http://schemas.openxmlformats.org/officeDocument/2006/relationships" xmlns:v="urn:schemas-microsoft-com:vml" xmlns:w10="urn:schemas-microsoft-com:office:word" xmlns:w14="http://schemas.microsoft.com/office/word/2010/wordml" xmlns:w="http://schemas.openxmlformats.org/wordprocessingml/2006/main" xmlns:wne="http://schemas.microsoft.com/office/word/2006/wordml" xmlns:wp14="http://schemas.microsoft.com/office/word/2010/wordprocessingDrawing" xmlns:wp="http://schemas.openxmlformats.org/drawingml/2006/wordprocessingDrawing" xmlns:wpc="http://schemas.microsoft.com/office/word/2010/wordprocessingCanvas" xmlns:wpg="http://schemas.microsoft.com/office/word/2010/wordprocessingGroup" xmlns:wpi="http://schemas.microsoft.com/office/word/2010/wordprocessingInk" xmlns:wps="http://schemas.microsoft.com/office/word/2010/wordprocessingShape" mc:Ignorable="w14 wp14">
+  <w:p>
+    <w:pPr>
+      <w:pStyle w:val="Footer"/>
+    </w:pPr>
+  </w:p>
+</w:ftr>
+</file>
+
+<file path=word/footer3.xml><?xml version="1.0" encoding="utf-8"?>
+<w:ftr xmlns:m="http://schemas.openxmlformats.org/officeDocument/2006/math" xmlns:mc="http://schemas.openxmlformats.org/markup-compatibility/2006" xmlns:mo="http://schemas.microsoft.com/office/mac/office/2008/main" xmlns:mv="urn:schemas-microsoft-com:mac:vml" xmlns:o="urn:schemas-microsoft-com:office:office" xmlns:r="http://schemas.openxmlformats.org/officeDocument/2006/relationships" xmlns:v="urn:schemas-microsoft-com:vml" xmlns:w10="urn:schemas-microsoft-com:office:word" xmlns:w14="http://schemas.microsoft.com/office/word/2010/wordml" xmlns:w="http://schemas.openxmlformats.org/wordprocessingml/2006/main" xmlns:wne="http://schemas.microsoft.com/office/word/2006/wordml" xmlns:wp14="http://schemas.microsoft.com/office/word/2010/wordprocessingDrawing" xmlns:wp="http://schemas.openxmlformats.org/drawingml/2006/wordprocessingDrawing" xmlns:wpc="http://schemas.microsoft.com/office/word/2010/wordprocessingCanvas" xmlns:wpg="http://schemas.microsoft.com/office/word/2010/wordprocessingGroup" xmlns:wpi="http://schemas.microsoft.com/office/word/2010/wordprocessingInk" xmlns:wps="http://schemas.microsoft.com/office/word/2010/wordprocessingShape" mc:Ignorable="w14 wp14">
+  <w:p>
+    <w:pPr>
+      <w:pStyle w:val="Footer"/>
+    </w:pPr>
+  </w:p>
+</w:ftr>
+</file>
+
+<file path=word/header1.xml><?xml version="1.0" encoding="utf-8"?>
+<w:hdr xmlns:m="http://schemas.openxmlformats.org/officeDocument/2006/math" xmlns:mc="http://schemas.openxmlformats.org/markup-compatibility/2006" xmlns:mo="http://schemas.microsoft.com/office/mac/office/2008/main" xmlns:mv="urn:schemas-microsoft-com:mac:vml" xmlns:o="urn:schemas-microsoft-com:office:office" xmlns:r="http://schemas.openxmlformats.org/officeDocument/2006/relationships" xmlns:v="urn:schemas-microsoft-com:vml" xmlns:w10="urn:schemas-microsoft-com:office:word" xmlns:w14="http://schemas.microsoft.com/office/word/2010/wordml" xmlns:w="http://schemas.openxmlformats.org/wordprocessingml/2006/main" xmlns:wne="http://schemas.microsoft.com/office/word/2006/wordml" xmlns:wp14="http://schemas.microsoft.com/office/word/2010/wordprocessingDrawing" xmlns:wp="http://schemas.openxmlformats.org/drawingml/2006/wordprocessingDrawing" xmlns:wpc="http://schemas.microsoft.com/office/word/2010/wordprocessingCanvas" xmlns:wpg="http://schemas.microsoft.com/office/word/2010/wordprocessingGroup" xmlns:wpi="http://schemas.microsoft.com/office/word/2010/wordprocessingInk" xmlns:wps="http://schemas.microsoft.com/office/word/2010/wordprocessingShape" mc:Ignorable="w14 wp14">
+  <w:p>
+    <w:pPr>
+      <w:pStyle w:val="Header"/>
+    </w:pPr>
+  </w:p>
+</w:hdr>
+</file>
+
+<file path=word/header2.xml><?xml version="1.0" encoding="utf-8"?>
+<w:hdr xmlns:m="http://schemas.openxmlformats.org/officeDocument/2006/math" xmlns:mc="http://schemas.openxmlformats.org/markup-compatibility/2006" xmlns:mo="http://schemas.microsoft.com/office/mac/office/2008/main" xmlns:mv="urn:schemas-microsoft-com:mac:vml" xmlns:o="urn:schemas-microsoft-com:office:office" xmlns:r="http://schemas.openxmlformats.org/officeDocument/2006/relationships" xmlns:v="urn:schemas-microsoft-com:vml" xmlns:w10="urn:schemas-microsoft-com:office:word" xmlns:w14="http://schemas.microsoft.com/office/word/2010/wordml" xmlns:w="http://schemas.openxmlformats.org/wordprocessingml/2006/main" xmlns:wne="http://schemas.microsoft.com/office/word/2006/wordml" xmlns:wp14="http://schemas.microsoft.com/office/word/2010/wordprocessingDrawing" xmlns:wp="http://schemas.openxmlformats.org/drawingml/2006/wordprocessingDrawing" xmlns:wpc="http://schemas.microsoft.com/office/word/2010/wordprocessingCanvas" xmlns:wpg="http://schemas.microsoft.com/office/word/2010/wordprocessingGroup" xmlns:wpi="http://schemas.microsoft.com/office/word/2010/wordprocessingInk" xmlns:wps="http://schemas.microsoft.com/office/word/2010/wordprocessingShape" mc:Ignorable="w14 wp14">
+  <w:p>
+    <w:pPr>
+      <w:pStyle w:val="Header"/>
+    </w:pPr>
+  </w:p>
+</w:hdr>
+</file>
+
+<file path=word/header3.xml><?xml version="1.0" encoding="utf-8"?>
+<w:hdr xmlns:m="http://schemas.openxmlformats.org/officeDocument/2006/math" xmlns:mc="http://schemas.openxmlformats.org/markup-compatibility/2006" xmlns:mo="http://schemas.microsoft.com/office/mac/office/2008/main" xmlns:mv="urn:schemas-microsoft-com:mac:vml" xmlns:o="urn:schemas-microsoft-com:office:office" xmlns:r="http://schemas.openxmlformats.org/officeDocument/2006/relationships" xmlns:v="urn:schemas-microsoft-com:vml" xmlns:w10="urn:schemas-microsoft-com:office:word" xmlns:w14="http://schemas.microsoft.com/office/word/2010/wordml" xmlns:w="http://schemas.openxmlformats.org/wordprocessingml/2006/main" xmlns:wne="http://schemas.microsoft.com/office/word/2006/wordml" xmlns:wp14="http://schemas.microsoft.com/office/word/2010/wordprocessingDrawing" xmlns:wp="http://schemas.openxmlformats.org/drawingml/2006/wordprocessingDrawing" xmlns:wpc="http://schemas.microsoft.com/office/word/2010/wordprocessingCanvas" xmlns:wpg="http://schemas.microsoft.com/office/word/2010/wordprocessingGroup" xmlns:wpi="http://schemas.microsoft.com/office/word/2010/wordprocessingInk" xmlns:wps="http://schemas.microsoft.com/office/word/2010/wordprocessingShape" mc:Ignorable="w14 wp14">
+  <w:p>
+    <w:pPr>
+      <w:pStyle w:val="Header"/>
+    </w:pPr>
+  </w:p>
+</w:hdr>
 </file>
 
 <file path=word/numbering.xml><?xml version="1.0" encoding="utf-8"?>
